--- a/test/package-of-documents/Клопотання D7.docx
+++ b/test/package-of-documents/Клопотання D7.docx
@@ -241,7 +241,7 @@
           <w:sz w:val="28"/>
           <w:lang w:val="en-US"/>
         </w:rPr>
-        <w:t>першого</w:t>
+        <w:t>другого</w:t>
       </w:r>
       <w:r>
         <w:rPr>
@@ -256,7 +256,7 @@
           <w:sz w:val="28"/>
           <w:lang w:val="en-US"/>
         </w:rPr>
-        <w:t>2025-2026</w:t>
+        <w:t>2024-2025</w:t>
       </w:r>
       <w:r>
         <w:rPr>
@@ -271,7 +271,7 @@
           <w:sz w:val="28"/>
           <w:u w:val="single"/>
         </w:rPr>
-        <w:t>«01» січня 2026 р.</w:t>
+        <w:t>«01» вересня 2025 р.</w:t>
       </w:r>
       <w:r>
         <w:rPr>
@@ -286,7 +286,7 @@
           <w:sz w:val="28"/>
           <w:u w:val="single"/>
         </w:rPr>
-        <w:t>«30» червня 2026 р.</w:t>
+        <w:t>«31» грудня 2025 р.</w:t>
       </w:r>
     </w:p>
     <w:p>
@@ -535,7 +535,7 @@
                 <w:rFonts w:ascii="Times New Roman" w:hAnsi="Times New Roman"/>
                 <w:sz w:val="28"/>
               </w:rPr>
-              <w:t>65,92</w:t>
+              <w:t>66,52</w:t>
             </w:r>
           </w:p>
         </w:tc>
@@ -1061,7 +1061,7 @@
           <w:sz w:val="28"/>
           <w:lang w:val="en-US"/>
         </w:rPr>
-        <w:t>першого</w:t>
+        <w:t>другого</w:t>
       </w:r>
       <w:r>
         <w:rPr>
@@ -1076,7 +1076,7 @@
           <w:sz w:val="28"/>
           <w:lang w:val="en-US"/>
         </w:rPr>
-        <w:t>2025-2026</w:t>
+        <w:t>2024-2025</w:t>
       </w:r>
       <w:r>
         <w:rPr>
@@ -1091,7 +1091,7 @@
           <w:sz w:val="28"/>
           <w:u w:val="single"/>
         </w:rPr>
-        <w:t>«01» січня 2026 р.</w:t>
+        <w:t>«01» вересня 2025 р.</w:t>
       </w:r>
       <w:r>
         <w:rPr>
@@ -1106,7 +1106,7 @@
           <w:sz w:val="28"/>
           <w:u w:val="single"/>
         </w:rPr>
-        <w:t>«30» червня 2026 р.</w:t>
+        <w:t>«31» грудня 2025 р.</w:t>
       </w:r>
     </w:p>
     <w:p>
@@ -1356,7 +1356,7 @@
                 <w:rFonts w:ascii="Times New Roman" w:hAnsi="Times New Roman"/>
                 <w:sz w:val="28"/>
               </w:rPr>
-              <w:t>65,92</w:t>
+              <w:t>66,52</w:t>
             </w:r>
           </w:p>
         </w:tc>
@@ -1451,7 +1451,7 @@
                 <w:rFonts w:ascii="Times New Roman" w:hAnsi="Times New Roman"/>
                 <w:sz w:val="28"/>
               </w:rPr>
-              <w:t>Зінченко Богдан Романович</w:t>
+              <w:t>Остапчук Максим Олександрович</w:t>
             </w:r>
           </w:p>
         </w:tc>
@@ -1476,7 +1476,7 @@
                 <w:rFonts w:ascii="Times New Roman" w:hAnsi="Times New Roman"/>
                 <w:sz w:val="28"/>
               </w:rPr>
-              <w:t>61,58</w:t>
+              <w:t>63,00</w:t>
             </w:r>
           </w:p>
         </w:tc>
@@ -1554,7 +1554,7 @@
                 <w:rFonts w:ascii="Times New Roman" w:hAnsi="Times New Roman"/>
                 <w:sz w:val="28"/>
               </w:rPr>
-              <w:t>Остапчук Максим Олександрович</w:t>
+              <w:t>Зінченко Богдан Романович</w:t>
             </w:r>
           </w:p>
         </w:tc>
@@ -1579,7 +1579,7 @@
                 <w:rFonts w:ascii="Times New Roman" w:hAnsi="Times New Roman"/>
                 <w:sz w:val="28"/>
               </w:rPr>
-              <w:t>61,58</w:t>
+              <w:t>60,52</w:t>
             </w:r>
           </w:p>
         </w:tc>
@@ -1657,7 +1657,7 @@
                 <w:rFonts w:ascii="Times New Roman" w:hAnsi="Times New Roman"/>
                 <w:sz w:val="28"/>
               </w:rPr>
-              <w:t>Куліш Дарина Олегівна</w:t>
+              <w:t>Гаврилюк Маргарита Тимофіївна</w:t>
             </w:r>
           </w:p>
         </w:tc>
@@ -1682,7 +1682,7 @@
                 <w:rFonts w:ascii="Times New Roman" w:hAnsi="Times New Roman"/>
                 <w:sz w:val="28"/>
               </w:rPr>
-              <w:t>59,47</w:t>
+              <w:t>57,52</w:t>
             </w:r>
           </w:p>
         </w:tc>
@@ -1760,7 +1760,7 @@
                 <w:rFonts w:ascii="Times New Roman" w:hAnsi="Times New Roman"/>
                 <w:sz w:val="28"/>
               </w:rPr>
-              <w:t>Гаврилюк Маргарита Тимофіївна</w:t>
+              <w:t>Куліш Дарина Олегівна</w:t>
             </w:r>
           </w:p>
         </w:tc>
@@ -1785,7 +1785,7 @@
                 <w:rFonts w:ascii="Times New Roman" w:hAnsi="Times New Roman"/>
                 <w:sz w:val="28"/>
               </w:rPr>
-              <w:t>57,82</w:t>
+              <w:t>57,52</w:t>
             </w:r>
           </w:p>
         </w:tc>
@@ -2326,7 +2326,7 @@
           <w:rFonts w:ascii="Times New Roman" w:hAnsi="Times New Roman"/>
           <w:sz w:val="28"/>
         </w:rPr>
-        <w:t>2025-2026</w:t>
+        <w:t>2024-2025</w:t>
       </w:r>
       <w:proofErr w:type="spellEnd"/>
       <w:r>
@@ -2343,7 +2343,7 @@
           <w:sz w:val="28"/>
           <w:u w:val="single"/>
         </w:rPr>
-        <w:t>«01» січня 2026 р.</w:t>
+        <w:t>«01» вересня 2025 р.</w:t>
       </w:r>
       <w:proofErr w:type="spellEnd"/>
       <w:proofErr w:type="spellStart"/>
@@ -2364,7 +2364,7 @@
           <w:sz w:val="28"/>
           <w:u w:val="single"/>
         </w:rPr>
-        <w:t>«30» червня 2026 р.</w:t>
+        <w:t>«31» грудня 2025 р.</w:t>
       </w:r>
       <w:proofErr w:type="spellEnd"/>
       <w:proofErr w:type="spellStart"/>
@@ -2618,7 +2618,7 @@
                 <w:rFonts w:ascii="Times New Roman" w:hAnsi="Times New Roman"/>
                 <w:sz w:val="28"/>
               </w:rPr>
-              <w:t>53,03</w:t>
+              <w:t>52,50</w:t>
             </w:r>
           </w:p>
         </w:tc>
@@ -2738,7 +2738,7 @@
                 <w:rFonts w:ascii="Times New Roman" w:hAnsi="Times New Roman"/>
                 <w:sz w:val="28"/>
               </w:rPr>
-              <w:t>50,92</w:t>
+              <w:t>49,50</w:t>
             </w:r>
           </w:p>
         </w:tc>
